--- a/qiminyaosu/ralph/生产稿_600/06_器用/现代齐民要术_06-10-4_卧室空调为什么要特别关注噪音和气流_生产稿.docx
+++ b/qiminyaosu/ralph/生产稿_600/06_器用/现代齐民要术_06-10-4_卧室空调为什么要特别关注噪音和气流_生产稿.docx
@@ -157,7 +157,7 @@
     </w:p>
     <w:p>
       <w:r>
-        <w:t>CORE_CONCLUSION：围绕「卧室空调为什么要特别关注噪音和气流」，给出一个普通家庭能照做的一句判断/结论；判断建立在母题变量（匹数需结合面积、朝向、层高等、能效需结合使用时长、卧室重视噪音和气流、安装质量和位置决定大量体验）之上，并标出适用条件与例外。</w:t>
+        <w:t>CORE_CONCLUSION：卧室空调重点不在大功率而在噪声低+气流不直吹床+安装位置。</w:t>
       </w:r>
     </w:p>
     <w:p>
@@ -189,6 +189,17 @@
       </w:r>
     </w:p>
     <w:p>
+      <w:r>
+        <w:rPr>
+          <w:b/>
+        </w:rPr>
+        <w:t>【深度审校备注】核实：卧室空调选购常识(噪声/气流)。</w:t>
+      </w:r>
+      <w:r>
+        <w:t xml:space="preserve">　风险等级：低</w:t>
+      </w:r>
+    </w:p>
+    <w:p>
       <w:pPr>
         <w:pStyle w:val="Heading1"/>
       </w:pPr>
@@ -198,7 +209,7 @@
     </w:p>
     <w:p>
       <w:r>
-        <w:t>A. 反常识：沿用「卧室空调为什么要特别关注噪音和气流」做一句与直觉相反的开场。</w:t>
+        <w:t>A. 反常识(可选成片钩子)：卧室空调，重点不是风大，是晚上能睡。</w:t>
       </w:r>
     </w:p>
     <w:p>
@@ -820,13 +831,7 @@
     </w:p>
     <w:p>
       <w:r>
-        <w:rPr>
-          <w:b/>
-        </w:rPr>
-        <w:t>START_FRAME：</w:t>
-      </w:r>
-      <w:r>
-        <w:t>现代中国家庭客厅或厨房的产品使用场景：家电/日用品内部剖视，空间与耗材可视化；主体与开头相扣。</w:t>
+        <w:t>START_FRAME（首帧·五锁）：同一器用空间近景：家电/日用品居中，客厅或厨房产品使用场景环境清晰，客厅/厨房明亮顶灯与自然光，构图以卧室空调为什么要特别关注噪音和气流对应的冲突对象为主体。</w:t>
       </w:r>
     </w:p>
     <w:p>
@@ -864,13 +869,7 @@
     </w:p>
     <w:p>
       <w:r>
-        <w:rPr>
-          <w:b/>
-        </w:rPr>
-        <w:t>END_FRAME：</w:t>
-      </w:r>
-      <w:r>
-        <w:t>稳定停在可桥接的尾帧，作下一镜首帧。</w:t>
+        <w:t>END_FRAME（尾帧·五锁）：镜头稳定停在器用空间的一个清晰物件/结构上（家电/日用品，客厅/厨房明亮顶灯与自然光），形态位置与下一镜首帧一致，作桥接帧。</w:t>
       </w:r>
     </w:p>
     <w:p>
@@ -913,7 +912,10 @@
     </w:p>
     <w:p>
       <w:r>
-        <w:t>9:16 竖屏，高级半写实 3D/2.5D 现代家庭科学动画。现代中国家庭客厅或厨房的产品使用场景：家电/日用品内部剖视，空间与耗材可视化。0—3s 引入「卧室空调为什么要特别关注噪音和气流」主视觉事件；3—7s 演示/讲解机制与操作；7—10s 收束停在尾帧。无中文文字/字幕/Logo/水印；保持同一光线与镜头空间；无伪实验/伪专家；不出现可读数字表格。</w:t>
+        <w:rPr>
+          <w:b w:val="0"/>
+        </w:rPr>
+        <w:t>9:16 竖屏，高级半写实 3D/2.5D 现代家庭科学动画。现代中国家庭客厅或用厨房产品场景：家电/日用品内部剖视，空间与耗材可视化。本镜主题「卧室空调为什么要特别关注噪音和气流」（母题变量：匹数需结合面积、朝向、层高等、能效需结合使用时长、卧室重视噪音和气流、安装质量和位置决定大量体验）。0—3s：放大冲突/常见错误，前1-3秒制造留存；3—7s：用连续镜头把机制或做法讲透；7—10s：收束停在悬念、判断点。本段用分叉决策树逐层给出选择条件。本段并排 A/B/C 选项卡片，条件标注在卡片下方。动画风格借用：产品爆炸图 / 内部结构 / 家庭A·B·C / 空间占用 / 长期耗材维护。镜头最后稳定帧直接作为下一镜首帧。。无中文文字/字幕/Logo/水印/名牌；不改变衣服/材质/产品外观颜色；不出现可读数字表格；不做伪实景/伪医生/伪检测画面。</w:t>
       </w:r>
     </w:p>
     <w:p/>
@@ -960,13 +962,7 @@
     </w:p>
     <w:p>
       <w:r>
-        <w:rPr>
-          <w:b/>
-        </w:rPr>
-        <w:t>START_FRAME：</w:t>
-      </w:r>
-      <w:r>
-        <w:t>现代中国家庭客厅或厨房的产品使用场景：家电/日用品内部剖视，空间与耗材可视化；主体与开头相扣。</w:t>
+        <w:t>START_FRAME（首帧·五锁）：自上一镜尾帧继承：家电/日用品保持相同形态/材质/位置，客厅/厨房明亮顶灯与自然光，构图连续（五锁）。</w:t>
       </w:r>
     </w:p>
     <w:p>
@@ -1004,13 +1000,7 @@
     </w:p>
     <w:p>
       <w:r>
-        <w:rPr>
-          <w:b/>
-        </w:rPr>
-        <w:t>END_FRAME：</w:t>
-      </w:r>
-      <w:r>
-        <w:t>稳定停在可桥接的尾帧，作下一镜首帧。</w:t>
+        <w:t>END_FRAME（尾帧·五锁）：镜头稳定停在器用空间的一个清晰物件/结构上（家电/日用品，客厅/厨房明亮顶灯与自然光），形态位置与下一镜首帧一致，作桥接帧。</w:t>
       </w:r>
     </w:p>
     <w:p>
@@ -1053,7 +1043,10 @@
     </w:p>
     <w:p>
       <w:r>
-        <w:t>9:16 竖屏，高级半写实 3D/2.5D 现代家庭科学动画。现代中国家庭客厅或厨房的产品使用场景：家电/日用品内部剖视，空间与耗材可视化。0—3s 引入「卧室空调为什么要特别关注噪音和气流」主视觉事件；3—7s 演示/讲解机制与操作；7—10s 收束停在尾帧。无中文文字/字幕/Logo/水印；保持同一光线与镜头空间；无伪实验/伪专家；不出现可读数字表格。</w:t>
+        <w:rPr>
+          <w:b w:val="0"/>
+        </w:rPr>
+        <w:t>9:16 竖屏，高级半写实 3D/2.5D 现代家庭科学动画。现代中国家庭客厅或用厨房产品场景：家电/日用品内部剖视，空间与耗材可视化。本镜主题「卧室空调为什么要特别关注噪音和气流」（母题变量：匹数需结合面积、朝向、层高等、能效需结合使用时长、卧室重视噪音和气流、安装质量和位置决定大量体验）。0—3s：从日常画面进入微观/剖面/透视；3—7s：用粒子、流动、结构示意表现机制；7—10s：从示意回到现实并落点。本段用分叉决策树逐层给出选择条件。本段并排 A/B/C 选项卡片，条件标注在卡片下方。动画风格借用：产品爆炸图 / 内部结构 / 家庭A·B·C / 空间占用 / 长期耗材维护。镜头最后稳定帧直接作为下一镜首帧。。无中文文字/字幕/Logo/水印/名牌；不改变衣服/材质/产品外观颜色；不出现可读数字表格；不做伪实景/伪医生/伪检测画面。</w:t>
       </w:r>
     </w:p>
     <w:p/>
@@ -1100,13 +1093,7 @@
     </w:p>
     <w:p>
       <w:r>
-        <w:rPr>
-          <w:b/>
-        </w:rPr>
-        <w:t>START_FRAME：</w:t>
-      </w:r>
-      <w:r>
-        <w:t>现代中国家庭客厅或厨房的产品使用场景：家电/日用品内部剖视，空间与耗材可视化；主体与开头相扣。</w:t>
+        <w:t>START_FRAME（首帧·五锁）：自上一镜尾帧继承：家电/日用品保持相同形态/材质/位置，客厅/厨房明亮顶灯与自然光，构图连续（五锁）。</w:t>
       </w:r>
     </w:p>
     <w:p>
@@ -1144,13 +1131,7 @@
     </w:p>
     <w:p>
       <w:r>
-        <w:rPr>
-          <w:b/>
-        </w:rPr>
-        <w:t>END_FRAME：</w:t>
-      </w:r>
-      <w:r>
-        <w:t>稳定停在可桥接的尾帧，作下一镜首帧。</w:t>
+        <w:t>END_FRAME（尾帧·五锁）：镜头稳定停在器用空间的一个清晰物件/结构上（家电/日用品，客厅/厨房明亮顶灯与自然光），形态位置与下一镜首帧一致，作桥接帧。</w:t>
       </w:r>
     </w:p>
     <w:p>
@@ -1193,7 +1174,10 @@
     </w:p>
     <w:p>
       <w:r>
-        <w:t>9:16 竖屏，高级半写实 3D/2.5D 现代家庭科学动画。现代中国家庭客厅或厨房的产品使用场景：家电/日用品内部剖视，空间与耗材可视化。0—3s 引入「卧室空调为什么要特别关注噪音和气流」主视觉事件；3—7s 演示/讲解机制与操作；7—10s 收束停在尾帧。无中文文字/字幕/Logo/水印；保持同一光线与镜头空间；无伪实验/伪专家；不出现可读数字表格。</w:t>
+        <w:rPr>
+          <w:b w:val="0"/>
+        </w:rPr>
+        <w:t>9:16 竖屏，高级半写实 3D/2.5D 现代家庭科学动画。现代中国家庭客厅或用厨房产品场景：家电/日用品内部剖视，空间与耗材可视化。本镜主题「卧室空调为什么要特别关注噪音和气流」（母题变量：匹数需结合面积、朝向、层高等、能效需结合使用时长、卧室重视噪音和气流、安装质量和位置决定大量体验）。0—3s：固定出错对象，给出步骤起点；3—7s：镜头跟随手或物件依序完成动作；7—10s：停在正确完成的结果。本段用分叉决策树逐层给出选择条件。本段并排 A/B/C 选项卡片，条件标注在卡片下方。动画风格借用：产品爆炸图 / 内部结构 / 家庭A·B·C / 空间占用 / 长期耗材维护。镜头最后稳定帧直接作为下一镜首帧。。无中文文字/字幕/Logo/水印/名牌；不改变衣服/材质/产品外观颜色；不出现可读数字表格；不做伪实景/伪医生/伪检测画面。</w:t>
       </w:r>
     </w:p>
     <w:p/>
@@ -1240,13 +1224,7 @@
     </w:p>
     <w:p>
       <w:r>
-        <w:rPr>
-          <w:b/>
-        </w:rPr>
-        <w:t>START_FRAME：</w:t>
-      </w:r>
-      <w:r>
-        <w:t>现代中国家庭客厅或厨房的产品使用场景：家电/日用品内部剖视，空间与耗材可视化；主体与开头相扣。</w:t>
+        <w:t>START_FRAME（首帧·五锁）：自上一镜尾帧继承：家电/日用品保持相同形态/材质/位置，客厅/厨房明亮顶灯与自然光，构图连续（五锁）。</w:t>
       </w:r>
     </w:p>
     <w:p>
@@ -1284,13 +1262,7 @@
     </w:p>
     <w:p>
       <w:r>
-        <w:rPr>
-          <w:b/>
-        </w:rPr>
-        <w:t>END_FRAME：</w:t>
-      </w:r>
-      <w:r>
-        <w:t>稳定停在可桥接的尾帧，作下一镜首帧。</w:t>
+        <w:t>END_FRAME（尾帧·五锁）：镜头稳定停在器用空间完成态（家电/日用品，客厅/厨房明亮顶灯与自然光），画面右下留出供后期放品牌/片尾。</w:t>
       </w:r>
     </w:p>
     <w:p>
@@ -1333,7 +1305,10 @@
     </w:p>
     <w:p>
       <w:r>
-        <w:t>9:16 竖屏，高级半写实 3D/2.5D 现代家庭科学动画。现代中国家庭客厅或厨房的产品使用场景：家电/日用品内部剖视，空间与耗材可视化。0—3s 引入「卧室空调为什么要特别关注噪音和气流」主视觉事件；3—7s 演示/讲解机制与操作；7—10s 收束停在尾帧。无中文文字/字幕/Logo/水印；保持同一光线与镜头空间；无伪实验/伪专家；不出现可读数字表格。</w:t>
+        <w:rPr>
+          <w:b w:val="0"/>
+        </w:rPr>
+        <w:t>9:16 竖屏，高级半写实 3D/2.5D 现代家庭科学动画。现代中国家庭客厅或用厨房产品场景：家电/日用品内部剖视，空间与耗材可视化。本镜主题「卧室空调为什么要特别关注噪音和气流」（母题变量：匹数需结合面积、朝向、层高等、能效需结合使用时长、卧室重视噪音和气流、安装质量和位置决定大量体验）。0—3s：并排摆出A/B/C或清单项；3—7s：按决策条件逐项扫选项；7—10s：停在选定结果或勾完的清单。本段用分叉决策树逐层给出选择条件。本段并排 A/B/C 选项卡片，条件标注在卡片下方。动画风格借用：产品爆炸图 / 内部结构 / 家庭A·B·C / 空间占用 / 长期耗材维护。末尾稳定停帧，右下留出供后期加品牌/片尾。。无中文文字/字幕/Logo/水印/名牌；不改变衣服/材质/产品外观颜色；不出现可读数字表格；不做伪实景/伪医生/伪检测画面。</w:t>
       </w:r>
     </w:p>
     <w:p/>
